--- a/modelos/contrato_modelo.docx
+++ b/modelos/contrato_modelo.docx
@@ -1,6 +1,6 @@
 
 <file path=word/document.xml><?xml version="1.0" encoding="utf-8"?>
-<w:document xmlns:wpc="http://schemas.microsoft.com/office/word/2010/wordprocessingCanvas" xmlns:cx="http://schemas.microsoft.com/office/drawing/2014/chartex" xmlns:cx1="http://schemas.microsoft.com/office/drawing/2015/9/8/chartex" xmlns:cx2="http://schemas.microsoft.com/office/drawing/2015/10/21/chartex" xmlns:cx3="http://schemas.microsoft.com/office/drawing/2016/5/9/chartex" xmlns:cx4="http://schemas.microsoft.com/office/drawing/2016/5/10/chartex" xmlns:cx5="http://schemas.microsoft.com/office/drawing/2016/5/11/chartex" xmlns:cx6="http://schemas.microsoft.com/office/drawing/2016/5/12/chartex" xmlns:cx7="http://schemas.microsoft.com/office/drawing/2016/5/13/chartex" xmlns:cx8="http://schemas.microsoft.com/office/drawing/2016/5/14/chartex" xmlns:mc="http://schemas.openxmlformats.org/markup-compatibility/2006" xmlns:aink="http://schemas.microsoft.com/office/drawing/2016/ink" xmlns:am3d="http://schemas.microsoft.com/office/drawing/2017/model3d" xmlns:o="urn:schemas-microsoft-com:office:office" xmlns:oel="http://schemas.microsoft.com/office/2019/extlst" xmlns:r="http://schemas.openxmlformats.org/officeDocument/2006/relationships" xmlns:m="http://schemas.openxmlformats.org/officeDocument/2006/math" xmlns:v="urn:schemas-microsoft-com:vml" xmlns:wp14="http://schemas.microsoft.com/office/word/2010/wordprocessingDrawing" xmlns:wp="http://schemas.openxmlformats.org/drawingml/2006/wordprocessingDrawing" xmlns:w10="urn:schemas-microsoft-com:office:word" xmlns:w="http://schemas.openxmlformats.org/wordprocessingml/2006/main" xmlns:w14="http://schemas.microsoft.com/office/word/2010/wordml" xmlns:w15="http://schemas.microsoft.com/office/word/2012/wordml" xmlns:w16cex="http://schemas.microsoft.com/office/word/2018/wordml/cex" xmlns:w16cid="http://schemas.microsoft.com/office/word/2016/wordml/cid" xmlns:w16="http://schemas.microsoft.com/office/word/2018/wordml" xmlns:w16du="http://schemas.microsoft.com/office/word/2023/wordml/word16du" xmlns:w16sdtdh="http://schemas.microsoft.com/office/word/2020/wordml/sdtdatahash" xmlns:w16sdtfl="http://schemas.microsoft.com/office/word/2024/wordml/sdtformatlock" xmlns:w16se="http://schemas.microsoft.com/office/word/2015/wordml/symex" xmlns:wpg="http://schemas.microsoft.com/office/word/2010/wordprocessingGroup" xmlns:wpi="http://schemas.microsoft.com/office/word/2010/wordprocessingInk" xmlns:wne="http://schemas.microsoft.com/office/word/2006/wordml" xmlns:wps="http://schemas.microsoft.com/office/word/2010/wordprocessingShape" mc:Ignorable="w14 w15 w16se w16cid w16 w16cex w16sdtdh w16sdtfl w16du wp14">
+<w:document xmlns:wpc="http://schemas.microsoft.com/office/word/2010/wordprocessingCanvas" xmlns:cx="http://schemas.microsoft.com/office/drawing/2014/chartex" xmlns:cx1="http://schemas.microsoft.com/office/drawing/2015/9/8/chartex" xmlns:cx2="http://schemas.microsoft.com/office/drawing/2015/10/21/chartex" xmlns:cx3="http://schemas.microsoft.com/office/drawing/2016/5/9/chartex" xmlns:cx4="http://schemas.microsoft.com/office/drawing/2016/5/10/chartex" xmlns:cx5="http://schemas.microsoft.com/office/drawing/2016/5/11/chartex" xmlns:cx6="http://schemas.microsoft.com/office/drawing/2016/5/12/chartex" xmlns:cx7="http://schemas.microsoft.com/office/drawing/2016/5/13/chartex" xmlns:cx8="http://schemas.microsoft.com/office/drawing/2016/5/14/chartex" xmlns:mc="http://schemas.openxmlformats.org/markup-compatibility/2006" xmlns:aink="http://schemas.microsoft.com/office/drawing/2016/ink" xmlns:am3d="http://schemas.microsoft.com/office/drawing/2017/model3d" xmlns:o="urn:schemas-microsoft-com:office:office" xmlns:oel="http://schemas.microsoft.com/office/2019/extlst" xmlns:r="http://schemas.openxmlformats.org/officeDocument/2006/relationships" xmlns:m="http://schemas.openxmlformats.org/officeDocument/2006/math" xmlns:v="urn:schemas-microsoft-com:vml" xmlns:wp14="http://schemas.microsoft.com/office/word/2010/wordprocessingDrawing" xmlns:wp="http://schemas.openxmlformats.org/drawingml/2006/wordprocessingDrawing" xmlns:w10="urn:schemas-microsoft-com:office:word" xmlns:w="http://schemas.openxmlformats.org/wordprocessingml/2006/main" xmlns:w14="http://schemas.microsoft.com/office/word/2010/wordml" xmlns:w15="http://schemas.microsoft.com/office/word/2012/wordml" xmlns:w16cei="http://schemas.microsoft.com/office/word/2026/wordml/cei" xmlns:w16cex="http://schemas.microsoft.com/office/word/2018/wordml/cex" xmlns:w16cid="http://schemas.microsoft.com/office/word/2016/wordml/cid" xmlns:w16="http://schemas.microsoft.com/office/word/2018/wordml" xmlns:w16du="http://schemas.microsoft.com/office/word/2023/wordml/word16du" xmlns:w16sdtdh="http://schemas.microsoft.com/office/word/2020/wordml/sdtdatahash" xmlns:w16sdtfl="http://schemas.microsoft.com/office/word/2024/wordml/sdtformatlock" xmlns:w16se="http://schemas.microsoft.com/office/word/2015/wordml/symex" xmlns:wpg="http://schemas.microsoft.com/office/word/2010/wordprocessingGroup" xmlns:wpi="http://schemas.microsoft.com/office/word/2010/wordprocessingInk" xmlns:wne="http://schemas.microsoft.com/office/word/2006/wordml" xmlns:wps="http://schemas.microsoft.com/office/word/2010/wordprocessingShape" mc:Ignorable="w14 w15 w16se w16cid w16 w16cex w16sdtdh w16sdtfl w16du wp14">
   <w:body>
     <w:p>
       <w:pPr>
@@ -420,7 +420,15 @@
           <w:sz w:val="24"/>
           <w:szCs w:val="24"/>
         </w:rPr>
-        <w:t>63.447.864 MARYANNE LIMA DA SILVA</w:t>
+        <w:t xml:space="preserve">63.447.864 MARYANNE LIMA </w:t>
+      </w:r>
+      <w:r>
+        <w:rPr>
+          <w:b/>
+          <w:sz w:val="24"/>
+          <w:szCs w:val="24"/>
+        </w:rPr>
+        <w:t>PIRES</w:t>
       </w:r>
       <w:r>
         <w:rPr>
@@ -3198,13 +3206,38 @@
           <w:u w:val="single"/>
         </w:rPr>
       </w:pPr>
-      <w:r>
-        <w:rPr>
-          <w:b/>
-          <w:sz w:val="24"/>
-          <w:szCs w:val="24"/>
-          <w:u w:val="single"/>
-        </w:rPr>
+    </w:p>
+    <w:p>
+      <w:pPr>
+        <w:spacing w:line="276" w:lineRule="auto"/>
+        <w:jc w:val="both"/>
+        <w:rPr>
+          <w:b/>
+          <w:sz w:val="24"/>
+          <w:szCs w:val="24"/>
+          <w:u w:val="single"/>
+        </w:rPr>
+      </w:pPr>
+    </w:p>
+    <w:p>
+      <w:pPr>
+        <w:spacing w:line="276" w:lineRule="auto"/>
+        <w:jc w:val="both"/>
+        <w:rPr>
+          <w:b/>
+          <w:sz w:val="24"/>
+          <w:szCs w:val="24"/>
+          <w:u w:val="single"/>
+        </w:rPr>
+      </w:pPr>
+      <w:r>
+        <w:rPr>
+          <w:b/>
+          <w:sz w:val="24"/>
+          <w:szCs w:val="24"/>
+          <w:u w:val="single"/>
+        </w:rPr>
+        <w:lastRenderedPageBreak/>
         <w:t>IX- AUTORIZAÇÃO DE USO DE IMAGEM</w:t>
       </w:r>
     </w:p>
@@ -3224,7 +3257,6 @@
           <w:sz w:val="24"/>
           <w:szCs w:val="24"/>
         </w:rPr>
-        <w:lastRenderedPageBreak/>
         <w:t xml:space="preserve">Cláusula </w:t>
       </w:r>
       <w:r>
@@ -3573,7 +3605,15 @@
           <w:sz w:val="24"/>
           <w:szCs w:val="24"/>
         </w:rPr>
-        <w:t xml:space="preserve"> Lima da Silva </w:t>
+        <w:t xml:space="preserve"> Lima</w:t>
+      </w:r>
+      <w:r>
+        <w:rPr>
+          <w:i/>
+          <w:sz w:val="24"/>
+          <w:szCs w:val="24"/>
+        </w:rPr>
+        <w:t xml:space="preserve"> Pires</w:t>
       </w:r>
     </w:p>
     <w:p>
@@ -3856,7 +3896,21 @@
           <w:sz w:val="24"/>
           <w:szCs w:val="24"/>
         </w:rPr>
-        <w:t>Bruno Pires dos santos</w:t>
+        <w:t>Bruno</w:t>
+      </w:r>
+      <w:r>
+        <w:rPr>
+          <w:sz w:val="24"/>
+          <w:szCs w:val="24"/>
+        </w:rPr>
+        <w:t xml:space="preserve"> Lima</w:t>
+      </w:r>
+      <w:r>
+        <w:rPr>
+          <w:sz w:val="24"/>
+          <w:szCs w:val="24"/>
+        </w:rPr>
+        <w:t xml:space="preserve"> Pires dos santos</w:t>
       </w:r>
     </w:p>
     <w:p>
@@ -3896,7 +3950,7 @@
 </file>
 
 <file path=word/endnotes.xml><?xml version="1.0" encoding="utf-8"?>
-<w:endnotes xmlns:wpc="http://schemas.microsoft.com/office/word/2010/wordprocessingCanvas" xmlns:cx="http://schemas.microsoft.com/office/drawing/2014/chartex" xmlns:cx1="http://schemas.microsoft.com/office/drawing/2015/9/8/chartex" xmlns:cx2="http://schemas.microsoft.com/office/drawing/2015/10/21/chartex" xmlns:cx3="http://schemas.microsoft.com/office/drawing/2016/5/9/chartex" xmlns:cx4="http://schemas.microsoft.com/office/drawing/2016/5/10/chartex" xmlns:cx5="http://schemas.microsoft.com/office/drawing/2016/5/11/chartex" xmlns:cx6="http://schemas.microsoft.com/office/drawing/2016/5/12/chartex" xmlns:cx7="http://schemas.microsoft.com/office/drawing/2016/5/13/chartex" xmlns:cx8="http://schemas.microsoft.com/office/drawing/2016/5/14/chartex" xmlns:mc="http://schemas.openxmlformats.org/markup-compatibility/2006" xmlns:aink="http://schemas.microsoft.com/office/drawing/2016/ink" xmlns:am3d="http://schemas.microsoft.com/office/drawing/2017/model3d" xmlns:o="urn:schemas-microsoft-com:office:office" xmlns:oel="http://schemas.microsoft.com/office/2019/extlst" xmlns:r="http://schemas.openxmlformats.org/officeDocument/2006/relationships" xmlns:m="http://schemas.openxmlformats.org/officeDocument/2006/math" xmlns:v="urn:schemas-microsoft-com:vml" xmlns:wp14="http://schemas.microsoft.com/office/word/2010/wordprocessingDrawing" xmlns:wp="http://schemas.openxmlformats.org/drawingml/2006/wordprocessingDrawing" xmlns:w10="urn:schemas-microsoft-com:office:word" xmlns:w="http://schemas.openxmlformats.org/wordprocessingml/2006/main" xmlns:w14="http://schemas.microsoft.com/office/word/2010/wordml" xmlns:w15="http://schemas.microsoft.com/office/word/2012/wordml" xmlns:w16cex="http://schemas.microsoft.com/office/word/2018/wordml/cex" xmlns:w16cid="http://schemas.microsoft.com/office/word/2016/wordml/cid" xmlns:w16="http://schemas.microsoft.com/office/word/2018/wordml" xmlns:w16du="http://schemas.microsoft.com/office/word/2023/wordml/word16du" xmlns:w16sdtdh="http://schemas.microsoft.com/office/word/2020/wordml/sdtdatahash" xmlns:w16sdtfl="http://schemas.microsoft.com/office/word/2024/wordml/sdtformatlock" xmlns:w16se="http://schemas.microsoft.com/office/word/2015/wordml/symex" xmlns:wpg="http://schemas.microsoft.com/office/word/2010/wordprocessingGroup" xmlns:wpi="http://schemas.microsoft.com/office/word/2010/wordprocessingInk" xmlns:wne="http://schemas.microsoft.com/office/word/2006/wordml" xmlns:wps="http://schemas.microsoft.com/office/word/2010/wordprocessingShape" mc:Ignorable="w14 w15 w16se w16cid w16 w16cex w16sdtdh w16sdtfl w16du wp14">
+<w:endnotes xmlns:wpc="http://schemas.microsoft.com/office/word/2010/wordprocessingCanvas" xmlns:cx="http://schemas.microsoft.com/office/drawing/2014/chartex" xmlns:cx1="http://schemas.microsoft.com/office/drawing/2015/9/8/chartex" xmlns:cx2="http://schemas.microsoft.com/office/drawing/2015/10/21/chartex" xmlns:cx3="http://schemas.microsoft.com/office/drawing/2016/5/9/chartex" xmlns:cx4="http://schemas.microsoft.com/office/drawing/2016/5/10/chartex" xmlns:cx5="http://schemas.microsoft.com/office/drawing/2016/5/11/chartex" xmlns:cx6="http://schemas.microsoft.com/office/drawing/2016/5/12/chartex" xmlns:cx7="http://schemas.microsoft.com/office/drawing/2016/5/13/chartex" xmlns:cx8="http://schemas.microsoft.com/office/drawing/2016/5/14/chartex" xmlns:mc="http://schemas.openxmlformats.org/markup-compatibility/2006" xmlns:aink="http://schemas.microsoft.com/office/drawing/2016/ink" xmlns:am3d="http://schemas.microsoft.com/office/drawing/2017/model3d" xmlns:o="urn:schemas-microsoft-com:office:office" xmlns:oel="http://schemas.microsoft.com/office/2019/extlst" xmlns:r="http://schemas.openxmlformats.org/officeDocument/2006/relationships" xmlns:m="http://schemas.openxmlformats.org/officeDocument/2006/math" xmlns:v="urn:schemas-microsoft-com:vml" xmlns:wp14="http://schemas.microsoft.com/office/word/2010/wordprocessingDrawing" xmlns:wp="http://schemas.openxmlformats.org/drawingml/2006/wordprocessingDrawing" xmlns:w10="urn:schemas-microsoft-com:office:word" xmlns:w="http://schemas.openxmlformats.org/wordprocessingml/2006/main" xmlns:w14="http://schemas.microsoft.com/office/word/2010/wordml" xmlns:w15="http://schemas.microsoft.com/office/word/2012/wordml" xmlns:w16cei="http://schemas.microsoft.com/office/word/2026/wordml/cei" xmlns:w16cex="http://schemas.microsoft.com/office/word/2018/wordml/cex" xmlns:w16cid="http://schemas.microsoft.com/office/word/2016/wordml/cid" xmlns:w16="http://schemas.microsoft.com/office/word/2018/wordml" xmlns:w16du="http://schemas.microsoft.com/office/word/2023/wordml/word16du" xmlns:w16sdtdh="http://schemas.microsoft.com/office/word/2020/wordml/sdtdatahash" xmlns:w16sdtfl="http://schemas.microsoft.com/office/word/2024/wordml/sdtformatlock" xmlns:w16se="http://schemas.microsoft.com/office/word/2015/wordml/symex" xmlns:wpg="http://schemas.microsoft.com/office/word/2010/wordprocessingGroup" xmlns:wpi="http://schemas.microsoft.com/office/word/2010/wordprocessingInk" xmlns:wne="http://schemas.microsoft.com/office/word/2006/wordml" xmlns:wps="http://schemas.microsoft.com/office/word/2010/wordprocessingShape" mc:Ignorable="w14 w15 w16se w16cid w16 w16cex w16sdtdh w16sdtfl w16du wp14">
   <w:endnote w:type="separator" w:id="-1">
     <w:p>
       <w:pPr>
@@ -3921,7 +3975,7 @@
 </file>
 
 <file path=word/footer1.xml><?xml version="1.0" encoding="utf-8"?>
-<w:ftr xmlns:wpc="http://schemas.microsoft.com/office/word/2010/wordprocessingCanvas" xmlns:cx="http://schemas.microsoft.com/office/drawing/2014/chartex" xmlns:cx1="http://schemas.microsoft.com/office/drawing/2015/9/8/chartex" xmlns:cx2="http://schemas.microsoft.com/office/drawing/2015/10/21/chartex" xmlns:cx3="http://schemas.microsoft.com/office/drawing/2016/5/9/chartex" xmlns:cx4="http://schemas.microsoft.com/office/drawing/2016/5/10/chartex" xmlns:cx5="http://schemas.microsoft.com/office/drawing/2016/5/11/chartex" xmlns:cx6="http://schemas.microsoft.com/office/drawing/2016/5/12/chartex" xmlns:cx7="http://schemas.microsoft.com/office/drawing/2016/5/13/chartex" xmlns:cx8="http://schemas.microsoft.com/office/drawing/2016/5/14/chartex" xmlns:mc="http://schemas.openxmlformats.org/markup-compatibility/2006" xmlns:aink="http://schemas.microsoft.com/office/drawing/2016/ink" xmlns:am3d="http://schemas.microsoft.com/office/drawing/2017/model3d" xmlns:o="urn:schemas-microsoft-com:office:office" xmlns:oel="http://schemas.microsoft.com/office/2019/extlst" xmlns:r="http://schemas.openxmlformats.org/officeDocument/2006/relationships" xmlns:m="http://schemas.openxmlformats.org/officeDocument/2006/math" xmlns:v="urn:schemas-microsoft-com:vml" xmlns:wp14="http://schemas.microsoft.com/office/word/2010/wordprocessingDrawing" xmlns:wp="http://schemas.openxmlformats.org/drawingml/2006/wordprocessingDrawing" xmlns:w10="urn:schemas-microsoft-com:office:word" xmlns:w="http://schemas.openxmlformats.org/wordprocessingml/2006/main" xmlns:w14="http://schemas.microsoft.com/office/word/2010/wordml" xmlns:w15="http://schemas.microsoft.com/office/word/2012/wordml" xmlns:w16cex="http://schemas.microsoft.com/office/word/2018/wordml/cex" xmlns:w16cid="http://schemas.microsoft.com/office/word/2016/wordml/cid" xmlns:w16="http://schemas.microsoft.com/office/word/2018/wordml" xmlns:w16du="http://schemas.microsoft.com/office/word/2023/wordml/word16du" xmlns:w16sdtdh="http://schemas.microsoft.com/office/word/2020/wordml/sdtdatahash" xmlns:w16sdtfl="http://schemas.microsoft.com/office/word/2024/wordml/sdtformatlock" xmlns:w16se="http://schemas.microsoft.com/office/word/2015/wordml/symex" xmlns:wpg="http://schemas.microsoft.com/office/word/2010/wordprocessingGroup" xmlns:wpi="http://schemas.microsoft.com/office/word/2010/wordprocessingInk" xmlns:wne="http://schemas.microsoft.com/office/word/2006/wordml" xmlns:wps="http://schemas.microsoft.com/office/word/2010/wordprocessingShape" mc:Ignorable="w14 w15 w16se w16cid w16 w16cex w16sdtdh w16sdtfl w16du wp14">
+<w:ftr xmlns:wpc="http://schemas.microsoft.com/office/word/2010/wordprocessingCanvas" xmlns:cx="http://schemas.microsoft.com/office/drawing/2014/chartex" xmlns:cx1="http://schemas.microsoft.com/office/drawing/2015/9/8/chartex" xmlns:cx2="http://schemas.microsoft.com/office/drawing/2015/10/21/chartex" xmlns:cx3="http://schemas.microsoft.com/office/drawing/2016/5/9/chartex" xmlns:cx4="http://schemas.microsoft.com/office/drawing/2016/5/10/chartex" xmlns:cx5="http://schemas.microsoft.com/office/drawing/2016/5/11/chartex" xmlns:cx6="http://schemas.microsoft.com/office/drawing/2016/5/12/chartex" xmlns:cx7="http://schemas.microsoft.com/office/drawing/2016/5/13/chartex" xmlns:cx8="http://schemas.microsoft.com/office/drawing/2016/5/14/chartex" xmlns:mc="http://schemas.openxmlformats.org/markup-compatibility/2006" xmlns:aink="http://schemas.microsoft.com/office/drawing/2016/ink" xmlns:am3d="http://schemas.microsoft.com/office/drawing/2017/model3d" xmlns:o="urn:schemas-microsoft-com:office:office" xmlns:oel="http://schemas.microsoft.com/office/2019/extlst" xmlns:r="http://schemas.openxmlformats.org/officeDocument/2006/relationships" xmlns:m="http://schemas.openxmlformats.org/officeDocument/2006/math" xmlns:v="urn:schemas-microsoft-com:vml" xmlns:wp14="http://schemas.microsoft.com/office/word/2010/wordprocessingDrawing" xmlns:wp="http://schemas.openxmlformats.org/drawingml/2006/wordprocessingDrawing" xmlns:w10="urn:schemas-microsoft-com:office:word" xmlns:w="http://schemas.openxmlformats.org/wordprocessingml/2006/main" xmlns:w14="http://schemas.microsoft.com/office/word/2010/wordml" xmlns:w15="http://schemas.microsoft.com/office/word/2012/wordml" xmlns:w16cei="http://schemas.microsoft.com/office/word/2026/wordml/cei" xmlns:w16cex="http://schemas.microsoft.com/office/word/2018/wordml/cex" xmlns:w16cid="http://schemas.microsoft.com/office/word/2016/wordml/cid" xmlns:w16="http://schemas.microsoft.com/office/word/2018/wordml" xmlns:w16du="http://schemas.microsoft.com/office/word/2023/wordml/word16du" xmlns:w16sdtdh="http://schemas.microsoft.com/office/word/2020/wordml/sdtdatahash" xmlns:w16sdtfl="http://schemas.microsoft.com/office/word/2024/wordml/sdtformatlock" xmlns:w16se="http://schemas.microsoft.com/office/word/2015/wordml/symex" xmlns:wpg="http://schemas.microsoft.com/office/word/2010/wordprocessingGroup" xmlns:wpi="http://schemas.microsoft.com/office/word/2010/wordprocessingInk" xmlns:wne="http://schemas.microsoft.com/office/word/2006/wordml" xmlns:wps="http://schemas.microsoft.com/office/word/2010/wordprocessingShape" mc:Ignorable="w14 w15 w16se w16cid w16 w16cex w16sdtdh w16sdtfl w16du wp14">
   <w:p>
     <w:pPr>
       <w:pBdr>
@@ -4069,7 +4123,7 @@
 </file>
 
 <file path=word/footnotes.xml><?xml version="1.0" encoding="utf-8"?>
-<w:footnotes xmlns:wpc="http://schemas.microsoft.com/office/word/2010/wordprocessingCanvas" xmlns:cx="http://schemas.microsoft.com/office/drawing/2014/chartex" xmlns:cx1="http://schemas.microsoft.com/office/drawing/2015/9/8/chartex" xmlns:cx2="http://schemas.microsoft.com/office/drawing/2015/10/21/chartex" xmlns:cx3="http://schemas.microsoft.com/office/drawing/2016/5/9/chartex" xmlns:cx4="http://schemas.microsoft.com/office/drawing/2016/5/10/chartex" xmlns:cx5="http://schemas.microsoft.com/office/drawing/2016/5/11/chartex" xmlns:cx6="http://schemas.microsoft.com/office/drawing/2016/5/12/chartex" xmlns:cx7="http://schemas.microsoft.com/office/drawing/2016/5/13/chartex" xmlns:cx8="http://schemas.microsoft.com/office/drawing/2016/5/14/chartex" xmlns:mc="http://schemas.openxmlformats.org/markup-compatibility/2006" xmlns:aink="http://schemas.microsoft.com/office/drawing/2016/ink" xmlns:am3d="http://schemas.microsoft.com/office/drawing/2017/model3d" xmlns:o="urn:schemas-microsoft-com:office:office" xmlns:oel="http://schemas.microsoft.com/office/2019/extlst" xmlns:r="http://schemas.openxmlformats.org/officeDocument/2006/relationships" xmlns:m="http://schemas.openxmlformats.org/officeDocument/2006/math" xmlns:v="urn:schemas-microsoft-com:vml" xmlns:wp14="http://schemas.microsoft.com/office/word/2010/wordprocessingDrawing" xmlns:wp="http://schemas.openxmlformats.org/drawingml/2006/wordprocessingDrawing" xmlns:w10="urn:schemas-microsoft-com:office:word" xmlns:w="http://schemas.openxmlformats.org/wordprocessingml/2006/main" xmlns:w14="http://schemas.microsoft.com/office/word/2010/wordml" xmlns:w15="http://schemas.microsoft.com/office/word/2012/wordml" xmlns:w16cex="http://schemas.microsoft.com/office/word/2018/wordml/cex" xmlns:w16cid="http://schemas.microsoft.com/office/word/2016/wordml/cid" xmlns:w16="http://schemas.microsoft.com/office/word/2018/wordml" xmlns:w16du="http://schemas.microsoft.com/office/word/2023/wordml/word16du" xmlns:w16sdtdh="http://schemas.microsoft.com/office/word/2020/wordml/sdtdatahash" xmlns:w16sdtfl="http://schemas.microsoft.com/office/word/2024/wordml/sdtformatlock" xmlns:w16se="http://schemas.microsoft.com/office/word/2015/wordml/symex" xmlns:wpg="http://schemas.microsoft.com/office/word/2010/wordprocessingGroup" xmlns:wpi="http://schemas.microsoft.com/office/word/2010/wordprocessingInk" xmlns:wne="http://schemas.microsoft.com/office/word/2006/wordml" xmlns:wps="http://schemas.microsoft.com/office/word/2010/wordprocessingShape" mc:Ignorable="w14 w15 w16se w16cid w16 w16cex w16sdtdh w16sdtfl w16du wp14">
+<w:footnotes xmlns:wpc="http://schemas.microsoft.com/office/word/2010/wordprocessingCanvas" xmlns:cx="http://schemas.microsoft.com/office/drawing/2014/chartex" xmlns:cx1="http://schemas.microsoft.com/office/drawing/2015/9/8/chartex" xmlns:cx2="http://schemas.microsoft.com/office/drawing/2015/10/21/chartex" xmlns:cx3="http://schemas.microsoft.com/office/drawing/2016/5/9/chartex" xmlns:cx4="http://schemas.microsoft.com/office/drawing/2016/5/10/chartex" xmlns:cx5="http://schemas.microsoft.com/office/drawing/2016/5/11/chartex" xmlns:cx6="http://schemas.microsoft.com/office/drawing/2016/5/12/chartex" xmlns:cx7="http://schemas.microsoft.com/office/drawing/2016/5/13/chartex" xmlns:cx8="http://schemas.microsoft.com/office/drawing/2016/5/14/chartex" xmlns:mc="http://schemas.openxmlformats.org/markup-compatibility/2006" xmlns:aink="http://schemas.microsoft.com/office/drawing/2016/ink" xmlns:am3d="http://schemas.microsoft.com/office/drawing/2017/model3d" xmlns:o="urn:schemas-microsoft-com:office:office" xmlns:oel="http://schemas.microsoft.com/office/2019/extlst" xmlns:r="http://schemas.openxmlformats.org/officeDocument/2006/relationships" xmlns:m="http://schemas.openxmlformats.org/officeDocument/2006/math" xmlns:v="urn:schemas-microsoft-com:vml" xmlns:wp14="http://schemas.microsoft.com/office/word/2010/wordprocessingDrawing" xmlns:wp="http://schemas.openxmlformats.org/drawingml/2006/wordprocessingDrawing" xmlns:w10="urn:schemas-microsoft-com:office:word" xmlns:w="http://schemas.openxmlformats.org/wordprocessingml/2006/main" xmlns:w14="http://schemas.microsoft.com/office/word/2010/wordml" xmlns:w15="http://schemas.microsoft.com/office/word/2012/wordml" xmlns:w16cei="http://schemas.microsoft.com/office/word/2026/wordml/cei" xmlns:w16cex="http://schemas.microsoft.com/office/word/2018/wordml/cex" xmlns:w16cid="http://schemas.microsoft.com/office/word/2016/wordml/cid" xmlns:w16="http://schemas.microsoft.com/office/word/2018/wordml" xmlns:w16du="http://schemas.microsoft.com/office/word/2023/wordml/word16du" xmlns:w16sdtdh="http://schemas.microsoft.com/office/word/2020/wordml/sdtdatahash" xmlns:w16sdtfl="http://schemas.microsoft.com/office/word/2024/wordml/sdtformatlock" xmlns:w16se="http://schemas.microsoft.com/office/word/2015/wordml/symex" xmlns:wpg="http://schemas.microsoft.com/office/word/2010/wordprocessingGroup" xmlns:wpi="http://schemas.microsoft.com/office/word/2010/wordprocessingInk" xmlns:wne="http://schemas.microsoft.com/office/word/2006/wordml" xmlns:wps="http://schemas.microsoft.com/office/word/2010/wordprocessingShape" mc:Ignorable="w14 w15 w16se w16cid w16 w16cex w16sdtdh w16sdtfl w16du wp14">
   <w:footnote w:type="separator" w:id="-1">
     <w:p>
       <w:pPr>
@@ -4094,7 +4148,7 @@
 </file>
 
 <file path=word/header1.xml><?xml version="1.0" encoding="utf-8"?>
-<w:hdr xmlns:wpc="http://schemas.microsoft.com/office/word/2010/wordprocessingCanvas" xmlns:cx="http://schemas.microsoft.com/office/drawing/2014/chartex" xmlns:cx1="http://schemas.microsoft.com/office/drawing/2015/9/8/chartex" xmlns:cx2="http://schemas.microsoft.com/office/drawing/2015/10/21/chartex" xmlns:cx3="http://schemas.microsoft.com/office/drawing/2016/5/9/chartex" xmlns:cx4="http://schemas.microsoft.com/office/drawing/2016/5/10/chartex" xmlns:cx5="http://schemas.microsoft.com/office/drawing/2016/5/11/chartex" xmlns:cx6="http://schemas.microsoft.com/office/drawing/2016/5/12/chartex" xmlns:cx7="http://schemas.microsoft.com/office/drawing/2016/5/13/chartex" xmlns:cx8="http://schemas.microsoft.com/office/drawing/2016/5/14/chartex" xmlns:mc="http://schemas.openxmlformats.org/markup-compatibility/2006" xmlns:aink="http://schemas.microsoft.com/office/drawing/2016/ink" xmlns:am3d="http://schemas.microsoft.com/office/drawing/2017/model3d" xmlns:o="urn:schemas-microsoft-com:office:office" xmlns:oel="http://schemas.microsoft.com/office/2019/extlst" xmlns:r="http://schemas.openxmlformats.org/officeDocument/2006/relationships" xmlns:m="http://schemas.openxmlformats.org/officeDocument/2006/math" xmlns:v="urn:schemas-microsoft-com:vml" xmlns:wp14="http://schemas.microsoft.com/office/word/2010/wordprocessingDrawing" xmlns:wp="http://schemas.openxmlformats.org/drawingml/2006/wordprocessingDrawing" xmlns:w10="urn:schemas-microsoft-com:office:word" xmlns:w="http://schemas.openxmlformats.org/wordprocessingml/2006/main" xmlns:w14="http://schemas.microsoft.com/office/word/2010/wordml" xmlns:w15="http://schemas.microsoft.com/office/word/2012/wordml" xmlns:w16cex="http://schemas.microsoft.com/office/word/2018/wordml/cex" xmlns:w16cid="http://schemas.microsoft.com/office/word/2016/wordml/cid" xmlns:w16="http://schemas.microsoft.com/office/word/2018/wordml" xmlns:w16du="http://schemas.microsoft.com/office/word/2023/wordml/word16du" xmlns:w16sdtdh="http://schemas.microsoft.com/office/word/2020/wordml/sdtdatahash" xmlns:w16sdtfl="http://schemas.microsoft.com/office/word/2024/wordml/sdtformatlock" xmlns:w16se="http://schemas.microsoft.com/office/word/2015/wordml/symex" xmlns:wpg="http://schemas.microsoft.com/office/word/2010/wordprocessingGroup" xmlns:wpi="http://schemas.microsoft.com/office/word/2010/wordprocessingInk" xmlns:wne="http://schemas.microsoft.com/office/word/2006/wordml" xmlns:wps="http://schemas.microsoft.com/office/word/2010/wordprocessingShape" mc:Ignorable="w14 w15 w16se w16cid w16 w16cex w16sdtdh w16sdtfl w16du wp14">
+<w:hdr xmlns:wpc="http://schemas.microsoft.com/office/word/2010/wordprocessingCanvas" xmlns:cx="http://schemas.microsoft.com/office/drawing/2014/chartex" xmlns:cx1="http://schemas.microsoft.com/office/drawing/2015/9/8/chartex" xmlns:cx2="http://schemas.microsoft.com/office/drawing/2015/10/21/chartex" xmlns:cx3="http://schemas.microsoft.com/office/drawing/2016/5/9/chartex" xmlns:cx4="http://schemas.microsoft.com/office/drawing/2016/5/10/chartex" xmlns:cx5="http://schemas.microsoft.com/office/drawing/2016/5/11/chartex" xmlns:cx6="http://schemas.microsoft.com/office/drawing/2016/5/12/chartex" xmlns:cx7="http://schemas.microsoft.com/office/drawing/2016/5/13/chartex" xmlns:cx8="http://schemas.microsoft.com/office/drawing/2016/5/14/chartex" xmlns:mc="http://schemas.openxmlformats.org/markup-compatibility/2006" xmlns:aink="http://schemas.microsoft.com/office/drawing/2016/ink" xmlns:am3d="http://schemas.microsoft.com/office/drawing/2017/model3d" xmlns:o="urn:schemas-microsoft-com:office:office" xmlns:oel="http://schemas.microsoft.com/office/2019/extlst" xmlns:r="http://schemas.openxmlformats.org/officeDocument/2006/relationships" xmlns:m="http://schemas.openxmlformats.org/officeDocument/2006/math" xmlns:v="urn:schemas-microsoft-com:vml" xmlns:wp14="http://schemas.microsoft.com/office/word/2010/wordprocessingDrawing" xmlns:wp="http://schemas.openxmlformats.org/drawingml/2006/wordprocessingDrawing" xmlns:w10="urn:schemas-microsoft-com:office:word" xmlns:w="http://schemas.openxmlformats.org/wordprocessingml/2006/main" xmlns:w14="http://schemas.microsoft.com/office/word/2010/wordml" xmlns:w15="http://schemas.microsoft.com/office/word/2012/wordml" xmlns:w16cei="http://schemas.microsoft.com/office/word/2026/wordml/cei" xmlns:w16cex="http://schemas.microsoft.com/office/word/2018/wordml/cex" xmlns:w16cid="http://schemas.microsoft.com/office/word/2016/wordml/cid" xmlns:w16="http://schemas.microsoft.com/office/word/2018/wordml" xmlns:w16du="http://schemas.microsoft.com/office/word/2023/wordml/word16du" xmlns:w16sdtdh="http://schemas.microsoft.com/office/word/2020/wordml/sdtdatahash" xmlns:w16sdtfl="http://schemas.microsoft.com/office/word/2024/wordml/sdtformatlock" xmlns:w16se="http://schemas.microsoft.com/office/word/2015/wordml/symex" xmlns:wpg="http://schemas.microsoft.com/office/word/2010/wordprocessingGroup" xmlns:wpi="http://schemas.microsoft.com/office/word/2010/wordprocessingInk" xmlns:wne="http://schemas.microsoft.com/office/word/2006/wordml" xmlns:wps="http://schemas.microsoft.com/office/word/2010/wordprocessingShape" mc:Ignorable="w14 w15 w16se w16cid w16 w16cex w16sdtdh w16sdtfl w16du wp14">
   <w:p>
     <w:pPr>
       <w:pBdr>
@@ -4157,7 +4211,7 @@
 </file>
 
 <file path=word/numbering.xml><?xml version="1.0" encoding="utf-8"?>
-<w:numbering xmlns:wpc="http://schemas.microsoft.com/office/word/2010/wordprocessingCanvas" xmlns:cx="http://schemas.microsoft.com/office/drawing/2014/chartex" xmlns:cx1="http://schemas.microsoft.com/office/drawing/2015/9/8/chartex" xmlns:cx2="http://schemas.microsoft.com/office/drawing/2015/10/21/chartex" xmlns:cx3="http://schemas.microsoft.com/office/drawing/2016/5/9/chartex" xmlns:cx4="http://schemas.microsoft.com/office/drawing/2016/5/10/chartex" xmlns:cx5="http://schemas.microsoft.com/office/drawing/2016/5/11/chartex" xmlns:cx6="http://schemas.microsoft.com/office/drawing/2016/5/12/chartex" xmlns:cx7="http://schemas.microsoft.com/office/drawing/2016/5/13/chartex" xmlns:cx8="http://schemas.microsoft.com/office/drawing/2016/5/14/chartex" xmlns:mc="http://schemas.openxmlformats.org/markup-compatibility/2006" xmlns:aink="http://schemas.microsoft.com/office/drawing/2016/ink" xmlns:am3d="http://schemas.microsoft.com/office/drawing/2017/model3d" xmlns:o="urn:schemas-microsoft-com:office:office" xmlns:oel="http://schemas.microsoft.com/office/2019/extlst" xmlns:r="http://schemas.openxmlformats.org/officeDocument/2006/relationships" xmlns:m="http://schemas.openxmlformats.org/officeDocument/2006/math" xmlns:v="urn:schemas-microsoft-com:vml" xmlns:wp14="http://schemas.microsoft.com/office/word/2010/wordprocessingDrawing" xmlns:wp="http://schemas.openxmlformats.org/drawingml/2006/wordprocessingDrawing" xmlns:w10="urn:schemas-microsoft-com:office:word" xmlns:w="http://schemas.openxmlformats.org/wordprocessingml/2006/main" xmlns:w14="http://schemas.microsoft.com/office/word/2010/wordml" xmlns:w15="http://schemas.microsoft.com/office/word/2012/wordml" xmlns:w16cex="http://schemas.microsoft.com/office/word/2018/wordml/cex" xmlns:w16cid="http://schemas.microsoft.com/office/word/2016/wordml/cid" xmlns:w16="http://schemas.microsoft.com/office/word/2018/wordml" xmlns:w16du="http://schemas.microsoft.com/office/word/2023/wordml/word16du" xmlns:w16sdtdh="http://schemas.microsoft.com/office/word/2020/wordml/sdtdatahash" xmlns:w16sdtfl="http://schemas.microsoft.com/office/word/2024/wordml/sdtformatlock" xmlns:w16se="http://schemas.microsoft.com/office/word/2015/wordml/symex" xmlns:wpg="http://schemas.microsoft.com/office/word/2010/wordprocessingGroup" xmlns:wpi="http://schemas.microsoft.com/office/word/2010/wordprocessingInk" xmlns:wne="http://schemas.microsoft.com/office/word/2006/wordml" xmlns:wps="http://schemas.microsoft.com/office/word/2010/wordprocessingShape" mc:Ignorable="w14 w15 w16se w16cid w16 w16cex w16sdtdh w16sdtfl w16du wp14">
+<w:numbering xmlns:wpc="http://schemas.microsoft.com/office/word/2010/wordprocessingCanvas" xmlns:cx="http://schemas.microsoft.com/office/drawing/2014/chartex" xmlns:cx1="http://schemas.microsoft.com/office/drawing/2015/9/8/chartex" xmlns:cx2="http://schemas.microsoft.com/office/drawing/2015/10/21/chartex" xmlns:cx3="http://schemas.microsoft.com/office/drawing/2016/5/9/chartex" xmlns:cx4="http://schemas.microsoft.com/office/drawing/2016/5/10/chartex" xmlns:cx5="http://schemas.microsoft.com/office/drawing/2016/5/11/chartex" xmlns:cx6="http://schemas.microsoft.com/office/drawing/2016/5/12/chartex" xmlns:cx7="http://schemas.microsoft.com/office/drawing/2016/5/13/chartex" xmlns:cx8="http://schemas.microsoft.com/office/drawing/2016/5/14/chartex" xmlns:mc="http://schemas.openxmlformats.org/markup-compatibility/2006" xmlns:aink="http://schemas.microsoft.com/office/drawing/2016/ink" xmlns:am3d="http://schemas.microsoft.com/office/drawing/2017/model3d" xmlns:o="urn:schemas-microsoft-com:office:office" xmlns:oel="http://schemas.microsoft.com/office/2019/extlst" xmlns:r="http://schemas.openxmlformats.org/officeDocument/2006/relationships" xmlns:m="http://schemas.openxmlformats.org/officeDocument/2006/math" xmlns:v="urn:schemas-microsoft-com:vml" xmlns:wp14="http://schemas.microsoft.com/office/word/2010/wordprocessingDrawing" xmlns:wp="http://schemas.openxmlformats.org/drawingml/2006/wordprocessingDrawing" xmlns:w10="urn:schemas-microsoft-com:office:word" xmlns:w="http://schemas.openxmlformats.org/wordprocessingml/2006/main" xmlns:w14="http://schemas.microsoft.com/office/word/2010/wordml" xmlns:w15="http://schemas.microsoft.com/office/word/2012/wordml" xmlns:w16cei="http://schemas.microsoft.com/office/word/2026/wordml/cei" xmlns:w16cex="http://schemas.microsoft.com/office/word/2018/wordml/cex" xmlns:w16cid="http://schemas.microsoft.com/office/word/2016/wordml/cid" xmlns:w16="http://schemas.microsoft.com/office/word/2018/wordml" xmlns:w16du="http://schemas.microsoft.com/office/word/2023/wordml/word16du" xmlns:w16sdtdh="http://schemas.microsoft.com/office/word/2020/wordml/sdtdatahash" xmlns:w16sdtfl="http://schemas.microsoft.com/office/word/2024/wordml/sdtformatlock" xmlns:w16se="http://schemas.microsoft.com/office/word/2015/wordml/symex" xmlns:wpg="http://schemas.microsoft.com/office/word/2010/wordprocessingGroup" xmlns:wpi="http://schemas.microsoft.com/office/word/2010/wordprocessingInk" xmlns:wne="http://schemas.microsoft.com/office/word/2006/wordml" xmlns:wps="http://schemas.microsoft.com/office/word/2010/wordprocessingShape" mc:Ignorable="w14 w15 w16se w16cid w16 w16cex w16sdtdh w16sdtfl w16du wp14">
   <w:abstractNum w:abstractNumId="0" w15:restartNumberingAfterBreak="0">
     <w:nsid w:val="19D54599"/>
     <w:multiLevelType w:val="multilevel"/>
@@ -4861,6 +4915,7 @@
   <w:style w:type="character" w:default="1" w:styleId="Fontepargpadro">
     <w:name w:val="Default Paragraph Font"/>
     <w:uiPriority w:val="1"/>
+    <w:semiHidden/>
     <w:unhideWhenUsed/>
   </w:style>
   <w:style w:type="table" w:default="1" w:styleId="Tabelanormal">
@@ -5353,11 +5408,12 @@
 </file>
 
 <file path=customXml/item1.xml><?xml version="1.0" encoding="utf-8"?>
-<p:properties xmlns:p="http://schemas.microsoft.com/office/2006/metadata/properties" xmlns:xsi="http://www.w3.org/2001/XMLSchema-instance" xmlns:pc="http://schemas.microsoft.com/office/infopath/2007/PartnerControls">
-  <documentManagement>
-    <_activity xmlns="dff73032-1117-4807-8fa6-dcfeb0aa5276" xsi:nil="true"/>
-  </documentManagement>
-</p:properties>
+<?mso-contentType ?>
+<FormTemplates xmlns="http://schemas.microsoft.com/sharepoint/v3/contenttype/forms">
+  <Display>DocumentLibraryForm</Display>
+  <Edit>DocumentLibraryForm</Edit>
+  <New>DocumentLibraryForm</New>
+</FormTemplates>
 </file>
 
 <file path=customXml/item2.xml><?xml version="1.0" encoding="utf-8"?>
@@ -5594,12 +5650,11 @@
 </file>
 
 <file path=customXml/item3.xml><?xml version="1.0" encoding="utf-8"?>
-<?mso-contentType ?>
-<FormTemplates xmlns="http://schemas.microsoft.com/sharepoint/v3/contenttype/forms">
-  <Display>DocumentLibraryForm</Display>
-  <Edit>DocumentLibraryForm</Edit>
-  <New>DocumentLibraryForm</New>
-</FormTemplates>
+<p:properties xmlns:p="http://schemas.microsoft.com/office/2006/metadata/properties" xmlns:xsi="http://www.w3.org/2001/XMLSchema-instance" xmlns:pc="http://schemas.microsoft.com/office/infopath/2007/PartnerControls">
+  <documentManagement>
+    <_activity xmlns="dff73032-1117-4807-8fa6-dcfeb0aa5276" xsi:nil="true"/>
+  </documentManagement>
+</p:properties>
 </file>
 
 <file path=customXml/item4.xml><?xml version="1.0" encoding="utf-8"?>
@@ -5607,11 +5662,9 @@
 </file>
 
 <file path=customXml/itemProps1.xml><?xml version="1.0" encoding="utf-8"?>
-<ds:datastoreItem xmlns:ds="http://schemas.openxmlformats.org/officeDocument/2006/customXml" ds:itemID="{8D438D6B-EC79-4A00-A71D-64D9B1970AE5}">
+<ds:datastoreItem xmlns:ds="http://schemas.openxmlformats.org/officeDocument/2006/customXml" ds:itemID="{D57A1EC7-066A-4BF0-90CE-C3B059CC564D}">
   <ds:schemaRefs>
-    <ds:schemaRef ds:uri="http://schemas.microsoft.com/office/2006/metadata/properties"/>
-    <ds:schemaRef ds:uri="http://schemas.microsoft.com/office/infopath/2007/PartnerControls"/>
-    <ds:schemaRef ds:uri="dff73032-1117-4807-8fa6-dcfeb0aa5276"/>
+    <ds:schemaRef ds:uri="http://schemas.microsoft.com/sharepoint/v3/contenttype/forms"/>
   </ds:schemaRefs>
 </ds:datastoreItem>
 </file>
@@ -5636,9 +5689,11 @@
 </file>
 
 <file path=customXml/itemProps3.xml><?xml version="1.0" encoding="utf-8"?>
-<ds:datastoreItem xmlns:ds="http://schemas.openxmlformats.org/officeDocument/2006/customXml" ds:itemID="{D57A1EC7-066A-4BF0-90CE-C3B059CC564D}">
+<ds:datastoreItem xmlns:ds="http://schemas.openxmlformats.org/officeDocument/2006/customXml" ds:itemID="{8D438D6B-EC79-4A00-A71D-64D9B1970AE5}">
   <ds:schemaRefs>
-    <ds:schemaRef ds:uri="http://schemas.microsoft.com/sharepoint/v3/contenttype/forms"/>
+    <ds:schemaRef ds:uri="http://schemas.microsoft.com/office/2006/metadata/properties"/>
+    <ds:schemaRef ds:uri="http://schemas.microsoft.com/office/infopath/2007/PartnerControls"/>
+    <ds:schemaRef ds:uri="dff73032-1117-4807-8fa6-dcfeb0aa5276"/>
   </ds:schemaRefs>
 </ds:datastoreItem>
 </file>
